--- a/docs/static-guides/feishu-word/01-中转注册与API密钥/04-Open-Claw-配置教程.docx
+++ b/docs/static-guides/feishu-word/01-中转注册与API密钥/04-Open-Claw-配置教程.docx
@@ -14,7 +14,7 @@
       </w:pPr>
       <w:r>
         <w:rPr>
-          <w:rFonts w:ascii="Arial Unicode MS" w:hAnsi="Arial Unicode MS" w:eastAsia="Arial Unicode MS" w:cs="Arial Unicode MS"/>
+          <w:rFonts w:ascii="Arial" w:hAnsi="Arial" w:eastAsia="PingFang SC" w:cs="PingFang SC"/>
           <w:b/>
           <w:color w:val="2E74B5"/>
           <w:sz w:val="21"/>
@@ -30,7 +30,7 @@
       </w:pPr>
       <w:r>
         <w:rPr>
-          <w:rFonts w:ascii="Arial Unicode MS" w:hAnsi="Arial Unicode MS" w:eastAsia="Arial Unicode MS" w:cs="Arial Unicode MS"/>
+          <w:rFonts w:ascii="Arial" w:hAnsi="Arial" w:eastAsia="PingFang SC" w:cs="PingFang SC"/>
           <w:b/>
           <w:color w:val="0B2545"/>
           <w:sz w:val="54"/>
@@ -45,7 +45,7 @@
       </w:pPr>
       <w:r>
         <w:rPr>
-          <w:rFonts w:ascii="Arial Unicode MS" w:hAnsi="Arial Unicode MS" w:eastAsia="Arial Unicode MS" w:cs="Arial Unicode MS"/>
+          <w:rFonts w:ascii="Arial" w:hAnsi="Arial" w:eastAsia="PingFang SC" w:cs="PingFang SC"/>
           <w:color w:val="5F6368"/>
           <w:sz w:val="26"/>
         </w:rPr>
@@ -59,7 +59,7 @@
       </w:pPr>
       <w:r>
         <w:rPr>
-          <w:rFonts w:ascii="Arial Unicode MS" w:hAnsi="Arial Unicode MS" w:eastAsia="Arial Unicode MS" w:cs="Arial Unicode MS"/>
+          <w:rFonts w:ascii="Arial" w:hAnsi="Arial" w:eastAsia="PingFang SC" w:cs="PingFang SC"/>
           <w:b/>
           <w:color w:val="2E74B5"/>
           <w:sz w:val="20"/>
@@ -81,14 +81,14 @@
       </w:pPr>
       <w:r>
         <w:rPr>
-          <w:rFonts w:ascii="Arial Unicode MS" w:hAnsi="Arial Unicode MS" w:eastAsia="Arial Unicode MS" w:cs="Arial Unicode MS"/>
+          <w:rFonts w:ascii="Arial" w:hAnsi="Arial" w:eastAsia="PingFang SC" w:cs="PingFang SC"/>
           <w:b w:val="0"/>
         </w:rPr>
         <w:t>API base_url：</w:t>
       </w:r>
       <w:r>
         <w:rPr>
-          <w:rFonts w:ascii="Menlo" w:hAnsi="Menlo" w:eastAsia="Arial Unicode MS" w:cs="Arial Unicode MS"/>
+          <w:rFonts w:ascii="Menlo" w:hAnsi="Menlo" w:eastAsia="PingFang SC" w:cs="PingFang SC"/>
           <w:b w:val="0"/>
           <w:color w:val="1F4D78"/>
           <w:sz w:val="20"/>
@@ -102,14 +102,14 @@
       </w:pPr>
       <w:r>
         <w:rPr>
-          <w:rFonts w:ascii="Arial Unicode MS" w:hAnsi="Arial Unicode MS" w:eastAsia="Arial Unicode MS" w:cs="Arial Unicode MS"/>
+          <w:rFonts w:ascii="Arial" w:hAnsi="Arial" w:eastAsia="PingFang SC" w:cs="PingFang SC"/>
           <w:b w:val="0"/>
         </w:rPr>
         <w:t xml:space="preserve">前置步骤：请先完成父教程《中转注册、兑换与 API 密钥配置教程》，准备好自己的 </w:t>
       </w:r>
       <w:r>
         <w:rPr>
-          <w:rFonts w:ascii="Menlo" w:hAnsi="Menlo" w:eastAsia="Arial Unicode MS" w:cs="Arial Unicode MS"/>
+          <w:rFonts w:ascii="Menlo" w:hAnsi="Menlo" w:eastAsia="PingFang SC" w:cs="PingFang SC"/>
           <w:b w:val="0"/>
           <w:color w:val="1F4D78"/>
           <w:sz w:val="20"/>
@@ -118,7 +118,7 @@
       </w:r>
       <w:r>
         <w:rPr>
-          <w:rFonts w:ascii="Arial Unicode MS" w:hAnsi="Arial Unicode MS" w:eastAsia="Arial Unicode MS" w:cs="Arial Unicode MS"/>
+          <w:rFonts w:ascii="Arial" w:hAnsi="Arial" w:eastAsia="PingFang SC" w:cs="PingFang SC"/>
           <w:b w:val="0"/>
         </w:rPr>
         <w:t xml:space="preserve"> 和 API Key。本文只讲客户端配置，不再重复注册、兑换和创建密钥。</w:t>
@@ -130,7 +130,7 @@
       </w:pPr>
       <w:r>
         <w:rPr>
-          <w:rFonts w:ascii="Arial Unicode MS" w:hAnsi="Arial Unicode MS" w:eastAsia="Arial Unicode MS" w:cs="Arial Unicode MS"/>
+          <w:rFonts w:ascii="Arial" w:hAnsi="Arial" w:eastAsia="PingFang SC" w:cs="PingFang SC"/>
           <w:b w:val="0"/>
         </w:rPr>
         <w:t>教程要点</w:t>
@@ -146,7 +146,7 @@
       </w:pPr>
       <w:r>
         <w:rPr>
-          <w:rFonts w:ascii="Arial Unicode MS" w:hAnsi="Arial Unicode MS" w:eastAsia="Arial Unicode MS" w:cs="Arial Unicode MS"/>
+          <w:rFonts w:ascii="Arial" w:hAnsi="Arial" w:eastAsia="PingFang SC" w:cs="PingFang SC"/>
           <w:b w:val="0"/>
         </w:rPr>
         <w:t>腾讯云在线配置</w:t>
@@ -162,7 +162,7 @@
       </w:pPr>
       <w:r>
         <w:rPr>
-          <w:rFonts w:ascii="Arial Unicode MS" w:hAnsi="Arial Unicode MS" w:eastAsia="Arial Unicode MS" w:cs="Arial Unicode MS"/>
+          <w:rFonts w:ascii="Arial" w:hAnsi="Arial" w:eastAsia="PingFang SC" w:cs="PingFang SC"/>
           <w:b w:val="0"/>
         </w:rPr>
         <w:t>Windows / macOS / Linux 本地配置</w:t>
@@ -178,14 +178,14 @@
       </w:pPr>
       <w:r>
         <w:rPr>
-          <w:rFonts w:ascii="Arial Unicode MS" w:hAnsi="Arial Unicode MS" w:eastAsia="Arial Unicode MS" w:cs="Arial Unicode MS"/>
+          <w:rFonts w:ascii="Arial" w:hAnsi="Arial" w:eastAsia="PingFang SC" w:cs="PingFang SC"/>
           <w:b w:val="0"/>
         </w:rPr>
         <w:t xml:space="preserve">区分 </w:t>
       </w:r>
       <w:r>
         <w:rPr>
-          <w:rFonts w:ascii="Menlo" w:hAnsi="Menlo" w:eastAsia="Arial Unicode MS" w:cs="Arial Unicode MS"/>
+          <w:rFonts w:ascii="Menlo" w:hAnsi="Menlo" w:eastAsia="PingFang SC" w:cs="PingFang SC"/>
           <w:b w:val="0"/>
           <w:color w:val="1F4D78"/>
           <w:sz w:val="20"/>
@@ -194,14 +194,14 @@
       </w:r>
       <w:r>
         <w:rPr>
-          <w:rFonts w:ascii="Arial Unicode MS" w:hAnsi="Arial Unicode MS" w:eastAsia="Arial Unicode MS" w:cs="Arial Unicode MS"/>
+          <w:rFonts w:ascii="Arial" w:hAnsi="Arial" w:eastAsia="PingFang SC" w:cs="PingFang SC"/>
           <w:b w:val="0"/>
         </w:rPr>
         <w:t xml:space="preserve"> 与 </w:t>
       </w:r>
       <w:r>
         <w:rPr>
-          <w:rFonts w:ascii="Menlo" w:hAnsi="Menlo" w:eastAsia="Arial Unicode MS" w:cs="Arial Unicode MS"/>
+          <w:rFonts w:ascii="Menlo" w:hAnsi="Menlo" w:eastAsia="PingFang SC" w:cs="PingFang SC"/>
           <w:b w:val="0"/>
           <w:color w:val="1F4D78"/>
           <w:sz w:val="20"/>
@@ -219,7 +219,7 @@
       </w:pPr>
       <w:r>
         <w:rPr>
-          <w:rFonts w:ascii="Arial Unicode MS" w:hAnsi="Arial Unicode MS" w:eastAsia="Arial Unicode MS" w:cs="Arial Unicode MS"/>
+          <w:rFonts w:ascii="Arial" w:hAnsi="Arial" w:eastAsia="PingFang SC" w:cs="PingFang SC"/>
           <w:b w:val="0"/>
         </w:rPr>
         <w:t>验证地址、密钥和模型</w:t>
@@ -231,7 +231,7 @@
       </w:pPr>
       <w:r>
         <w:rPr>
-          <w:rFonts w:ascii="Arial Unicode MS" w:hAnsi="Arial Unicode MS" w:eastAsia="Arial Unicode MS" w:cs="Arial Unicode MS"/>
+          <w:rFonts w:ascii="Arial" w:hAnsi="Arial" w:eastAsia="PingFang SC" w:cs="PingFang SC"/>
           <w:b w:val="0"/>
         </w:rPr>
         <w:t>Open Claw 配置流程</w:t>
@@ -243,7 +243,7 @@
       </w:pPr>
       <w:r>
         <w:rPr>
-          <w:rFonts w:ascii="Arial Unicode MS" w:hAnsi="Arial Unicode MS" w:eastAsia="Arial Unicode MS" w:cs="Arial Unicode MS"/>
+          <w:rFonts w:ascii="Arial" w:hAnsi="Arial" w:eastAsia="PingFang SC" w:cs="PingFang SC"/>
           <w:b w:val="0"/>
         </w:rPr>
         <w:t>1. 方式 A：腾讯云在线配置（推荐新手）</w:t>
@@ -255,14 +255,14 @@
       </w:pPr>
       <w:r>
         <w:rPr>
-          <w:rFonts w:ascii="Arial Unicode MS" w:hAnsi="Arial Unicode MS" w:eastAsia="Arial Unicode MS" w:cs="Arial Unicode MS"/>
+          <w:rFonts w:ascii="Arial" w:hAnsi="Arial" w:eastAsia="PingFang SC" w:cs="PingFang SC"/>
           <w:b/>
         </w:rPr>
         <w:t>适用场景：</w:t>
       </w:r>
       <w:r>
         <w:rPr>
-          <w:rFonts w:ascii="Arial Unicode MS" w:hAnsi="Arial Unicode MS" w:eastAsia="Arial Unicode MS" w:cs="Arial Unicode MS"/>
+          <w:rFonts w:ascii="Arial" w:hAnsi="Arial" w:eastAsia="PingFang SC" w:cs="PingFang SC"/>
           <w:b w:val="0"/>
         </w:rPr>
         <w:t>你已经在腾讯云开通 Open Claw / 龙虾服务器，希望直接在云端面板中接入中转模型。</w:t>
@@ -278,7 +278,7 @@
       </w:pPr>
       <w:r>
         <w:rPr>
-          <w:rFonts w:ascii="Arial Unicode MS" w:hAnsi="Arial Unicode MS" w:eastAsia="Arial Unicode MS" w:cs="Arial Unicode MS"/>
+          <w:rFonts w:ascii="Arial" w:hAnsi="Arial" w:eastAsia="PingFang SC" w:cs="PingFang SC"/>
           <w:b w:val="0"/>
         </w:rPr>
         <w:t>登录腾讯云，进入你的 Open Claw / 龙虾服务器控制台。</w:t>
@@ -294,7 +294,7 @@
       </w:pPr>
       <w:r>
         <w:rPr>
-          <w:rFonts w:ascii="Arial Unicode MS" w:hAnsi="Arial Unicode MS" w:eastAsia="Arial Unicode MS" w:cs="Arial Unicode MS"/>
+          <w:rFonts w:ascii="Arial" w:hAnsi="Arial" w:eastAsia="PingFang SC" w:cs="PingFang SC"/>
           <w:b w:val="0"/>
         </w:rPr>
         <w:t>进入“应用管理”或模型相关页面，找到模型配置入口。</w:t>
@@ -310,7 +310,7 @@
       </w:pPr>
       <w:r>
         <w:rPr>
-          <w:rFonts w:ascii="Arial Unicode MS" w:hAnsi="Arial Unicode MS" w:eastAsia="Arial Unicode MS" w:cs="Arial Unicode MS"/>
+          <w:rFonts w:ascii="Arial" w:hAnsi="Arial" w:eastAsia="PingFang SC" w:cs="PingFang SC"/>
           <w:b w:val="0"/>
         </w:rPr>
         <w:t>选择“自定义模型”或“JSON 输入”。不同面板版本文字可能略有差异，核心是添加自定义 OpenAI-compatible provider。</w:t>
@@ -326,14 +326,14 @@
       </w:pPr>
       <w:r>
         <w:rPr>
-          <w:rFonts w:ascii="Arial Unicode MS" w:hAnsi="Arial Unicode MS" w:eastAsia="Arial Unicode MS" w:cs="Arial Unicode MS"/>
+          <w:rFonts w:ascii="Arial" w:hAnsi="Arial" w:eastAsia="PingFang SC" w:cs="PingFang SC"/>
           <w:b w:val="0"/>
         </w:rPr>
         <w:t xml:space="preserve">把下方 JSON 粘贴进去，将 </w:t>
       </w:r>
       <w:r>
         <w:rPr>
-          <w:rFonts w:ascii="Menlo" w:hAnsi="Menlo" w:eastAsia="Arial Unicode MS" w:cs="Arial Unicode MS"/>
+          <w:rFonts w:ascii="Menlo" w:hAnsi="Menlo" w:eastAsia="PingFang SC" w:cs="PingFang SC"/>
           <w:b w:val="0"/>
           <w:color w:val="1F4D78"/>
           <w:sz w:val="20"/>
@@ -342,7 +342,7 @@
       </w:r>
       <w:r>
         <w:rPr>
-          <w:rFonts w:ascii="Arial Unicode MS" w:hAnsi="Arial Unicode MS" w:eastAsia="Arial Unicode MS" w:cs="Arial Unicode MS"/>
+          <w:rFonts w:ascii="Arial" w:hAnsi="Arial" w:eastAsia="PingFang SC" w:cs="PingFang SC"/>
           <w:b w:val="0"/>
         </w:rPr>
         <w:t xml:space="preserve"> 替换成自己的真实 API Key，再点击“添加并应用”。</w:t>
@@ -358,7 +358,7 @@
       </w:pPr>
       <w:r>
         <w:rPr>
-          <w:rFonts w:ascii="Arial Unicode MS" w:hAnsi="Arial Unicode MS" w:eastAsia="Arial Unicode MS" w:cs="Arial Unicode MS"/>
+          <w:rFonts w:ascii="Arial" w:hAnsi="Arial" w:eastAsia="PingFang SC" w:cs="PingFang SC"/>
           <w:b w:val="0"/>
         </w:rPr>
         <w:t>回到对话或模型测试页面，选择刚添加的 GPT-5.5 模型并发起一次测试。</w:t>
@@ -373,7 +373,7 @@
       </w:pPr>
       <w:r>
         <w:rPr>
-          <w:rFonts w:ascii="Menlo" w:hAnsi="Menlo" w:eastAsia="Arial Unicode MS" w:cs="Arial Unicode MS"/>
+          <w:rFonts w:ascii="Menlo" w:hAnsi="Menlo" w:eastAsia="PingFang SC" w:cs="PingFang SC"/>
           <w:color w:val="0B2545"/>
           <w:sz w:val="18"/>
         </w:rPr>
@@ -407,14 +407,14 @@
       </w:pPr>
       <w:r>
         <w:rPr>
-          <w:rFonts w:ascii="Arial Unicode MS" w:hAnsi="Arial Unicode MS" w:eastAsia="Arial Unicode MS" w:cs="Arial Unicode MS"/>
+          <w:rFonts w:ascii="Arial" w:hAnsi="Arial" w:eastAsia="PingFang SC" w:cs="PingFang SC"/>
           <w:b/>
         </w:rPr>
         <w:t>注意：</w:t>
       </w:r>
       <w:r>
         <w:rPr>
-          <w:rFonts w:ascii="Menlo" w:hAnsi="Menlo" w:eastAsia="Arial Unicode MS" w:cs="Arial Unicode MS"/>
+          <w:rFonts w:ascii="Menlo" w:hAnsi="Menlo" w:eastAsia="PingFang SC" w:cs="PingFang SC"/>
           <w:b/>
           <w:color w:val="1F4D78"/>
           <w:sz w:val="20"/>
@@ -423,7 +423,7 @@
       </w:r>
       <w:r>
         <w:rPr>
-          <w:rFonts w:ascii="Arial Unicode MS" w:hAnsi="Arial Unicode MS" w:eastAsia="Arial Unicode MS" w:cs="Arial Unicode MS"/>
+          <w:rFonts w:ascii="Arial" w:hAnsi="Arial" w:eastAsia="PingFang SC" w:cs="PingFang SC"/>
           <w:b/>
         </w:rPr>
         <w:t xml:space="preserve"> 字段务必替换为自己的 API Key，不要提交占位符；模型 ID 以中转后台可用模型清单为准。</w:t>
@@ -435,7 +435,7 @@
       </w:pPr>
       <w:r>
         <w:rPr>
-          <w:rFonts w:ascii="Arial Unicode MS" w:hAnsi="Arial Unicode MS" w:eastAsia="Arial Unicode MS" w:cs="Arial Unicode MS"/>
+          <w:rFonts w:ascii="Arial" w:hAnsi="Arial" w:eastAsia="PingFang SC" w:cs="PingFang SC"/>
           <w:b w:val="0"/>
         </w:rPr>
         <w:t>2. 方式 B：本地配置（Windows / macOS / Linux）</w:t>
@@ -447,14 +447,14 @@
       </w:pPr>
       <w:r>
         <w:rPr>
-          <w:rFonts w:ascii="Arial Unicode MS" w:hAnsi="Arial Unicode MS" w:eastAsia="Arial Unicode MS" w:cs="Arial Unicode MS"/>
+          <w:rFonts w:ascii="Arial" w:hAnsi="Arial" w:eastAsia="PingFang SC" w:cs="PingFang SC"/>
           <w:b w:val="0"/>
         </w:rPr>
         <w:t xml:space="preserve">如果你使用本地 Open Claw，可在配置目录中新增中转 provider。官方文档中的 provider 配置使用 </w:t>
       </w:r>
       <w:r>
         <w:rPr>
-          <w:rFonts w:ascii="Menlo" w:hAnsi="Menlo" w:eastAsia="Arial Unicode MS" w:cs="Arial Unicode MS"/>
+          <w:rFonts w:ascii="Menlo" w:hAnsi="Menlo" w:eastAsia="PingFang SC" w:cs="PingFang SC"/>
           <w:b w:val="0"/>
           <w:color w:val="1F4D78"/>
           <w:sz w:val="20"/>
@@ -463,14 +463,14 @@
       </w:r>
       <w:r>
         <w:rPr>
-          <w:rFonts w:ascii="Arial Unicode MS" w:hAnsi="Arial Unicode MS" w:eastAsia="Arial Unicode MS" w:cs="Arial Unicode MS"/>
+          <w:rFonts w:ascii="Arial" w:hAnsi="Arial" w:eastAsia="PingFang SC" w:cs="PingFang SC"/>
           <w:b w:val="0"/>
         </w:rPr>
         <w:t xml:space="preserve"> 结构；本文示例保留一个 </w:t>
       </w:r>
       <w:r>
         <w:rPr>
-          <w:rFonts w:ascii="Menlo" w:hAnsi="Menlo" w:eastAsia="Arial Unicode MS" w:cs="Arial Unicode MS"/>
+          <w:rFonts w:ascii="Menlo" w:hAnsi="Menlo" w:eastAsia="PingFang SC" w:cs="PingFang SC"/>
           <w:b w:val="0"/>
           <w:color w:val="1F4D78"/>
           <w:sz w:val="20"/>
@@ -479,7 +479,7 @@
       </w:r>
       <w:r>
         <w:rPr>
-          <w:rFonts w:ascii="Arial Unicode MS" w:hAnsi="Arial Unicode MS" w:eastAsia="Arial Unicode MS" w:cs="Arial Unicode MS"/>
+          <w:rFonts w:ascii="Arial" w:hAnsi="Arial" w:eastAsia="PingFang SC" w:cs="PingFang SC"/>
           <w:b w:val="0"/>
         </w:rPr>
         <w:t xml:space="preserve"> provider，便于和默认模型区分。</w:t>
@@ -522,7 +522,7 @@
             </w:pPr>
             <w:r>
               <w:rPr>
-                <w:rFonts w:ascii="Arial Unicode MS" w:hAnsi="Arial Unicode MS" w:eastAsia="Arial Unicode MS" w:cs="Arial Unicode MS"/>
+                <w:rFonts w:ascii="Arial" w:hAnsi="Arial" w:eastAsia="PingFang SC" w:cs="PingFang SC"/>
                 <w:b/>
               </w:rPr>
               <w:t>系统</w:t>
@@ -541,7 +541,7 @@
             </w:pPr>
             <w:r>
               <w:rPr>
-                <w:rFonts w:ascii="Arial Unicode MS" w:hAnsi="Arial Unicode MS" w:eastAsia="Arial Unicode MS" w:cs="Arial Unicode MS"/>
+                <w:rFonts w:ascii="Arial" w:hAnsi="Arial" w:eastAsia="PingFang SC" w:cs="PingFang SC"/>
                 <w:b/>
               </w:rPr>
               <w:t>配置目录</w:t>
@@ -560,7 +560,7 @@
             </w:pPr>
             <w:r>
               <w:rPr>
-                <w:rFonts w:ascii="Arial Unicode MS" w:hAnsi="Arial Unicode MS" w:eastAsia="Arial Unicode MS" w:cs="Arial Unicode MS"/>
+                <w:rFonts w:ascii="Arial" w:hAnsi="Arial" w:eastAsia="PingFang SC" w:cs="PingFang SC"/>
                 <w:b/>
               </w:rPr>
               <w:t>打开方式</w:t>
@@ -583,7 +583,7 @@
             </w:pPr>
             <w:r>
               <w:rPr>
-                <w:rFonts w:ascii="Arial Unicode MS" w:hAnsi="Arial Unicode MS" w:eastAsia="Arial Unicode MS" w:cs="Arial Unicode MS"/>
+                <w:rFonts w:ascii="Arial" w:hAnsi="Arial" w:eastAsia="PingFang SC" w:cs="PingFang SC"/>
                 <w:b/>
               </w:rPr>
               <w:t>Windows</w:t>
@@ -601,7 +601,7 @@
             </w:pPr>
             <w:r>
               <w:rPr>
-                <w:rFonts w:ascii="Menlo" w:hAnsi="Menlo" w:eastAsia="Arial Unicode MS" w:cs="Arial Unicode MS"/>
+                <w:rFonts w:ascii="Menlo" w:hAnsi="Menlo" w:eastAsia="PingFang SC" w:cs="PingFang SC"/>
                 <w:b w:val="0"/>
                 <w:color w:val="1F4D78"/>
                 <w:sz w:val="20"/>
@@ -621,14 +621,14 @@
             </w:pPr>
             <w:r>
               <w:rPr>
-                <w:rFonts w:ascii="Arial Unicode MS" w:hAnsi="Arial Unicode MS" w:eastAsia="Arial Unicode MS" w:cs="Arial Unicode MS"/>
+                <w:rFonts w:ascii="Arial" w:hAnsi="Arial" w:eastAsia="PingFang SC" w:cs="PingFang SC"/>
                 <w:b w:val="0"/>
               </w:rPr>
               <w:t xml:space="preserve">按 </w:t>
             </w:r>
             <w:r>
               <w:rPr>
-                <w:rFonts w:ascii="Menlo" w:hAnsi="Menlo" w:eastAsia="Arial Unicode MS" w:cs="Arial Unicode MS"/>
+                <w:rFonts w:ascii="Menlo" w:hAnsi="Menlo" w:eastAsia="PingFang SC" w:cs="PingFang SC"/>
                 <w:b w:val="0"/>
                 <w:color w:val="1F4D78"/>
                 <w:sz w:val="20"/>
@@ -637,14 +637,14 @@
             </w:r>
             <w:r>
               <w:rPr>
-                <w:rFonts w:ascii="Arial Unicode MS" w:hAnsi="Arial Unicode MS" w:eastAsia="Arial Unicode MS" w:cs="Arial Unicode MS"/>
+                <w:rFonts w:ascii="Arial" w:hAnsi="Arial" w:eastAsia="PingFang SC" w:cs="PingFang SC"/>
                 <w:b w:val="0"/>
               </w:rPr>
               <w:t xml:space="preserve"> + </w:t>
             </w:r>
             <w:r>
               <w:rPr>
-                <w:rFonts w:ascii="Menlo" w:hAnsi="Menlo" w:eastAsia="Arial Unicode MS" w:cs="Arial Unicode MS"/>
+                <w:rFonts w:ascii="Menlo" w:hAnsi="Menlo" w:eastAsia="PingFang SC" w:cs="PingFang SC"/>
                 <w:b w:val="0"/>
                 <w:color w:val="1F4D78"/>
                 <w:sz w:val="20"/>
@@ -653,14 +653,14 @@
             </w:r>
             <w:r>
               <w:rPr>
-                <w:rFonts w:ascii="Arial Unicode MS" w:hAnsi="Arial Unicode MS" w:eastAsia="Arial Unicode MS" w:cs="Arial Unicode MS"/>
+                <w:rFonts w:ascii="Arial" w:hAnsi="Arial" w:eastAsia="PingFang SC" w:cs="PingFang SC"/>
                 <w:b w:val="0"/>
               </w:rPr>
               <w:t xml:space="preserve">，输入 </w:t>
             </w:r>
             <w:r>
               <w:rPr>
-                <w:rFonts w:ascii="Menlo" w:hAnsi="Menlo" w:eastAsia="Arial Unicode MS" w:cs="Arial Unicode MS"/>
+                <w:rFonts w:ascii="Menlo" w:hAnsi="Menlo" w:eastAsia="PingFang SC" w:cs="PingFang SC"/>
                 <w:b w:val="0"/>
                 <w:color w:val="1F4D78"/>
                 <w:sz w:val="20"/>
@@ -669,7 +669,7 @@
             </w:r>
             <w:r>
               <w:rPr>
-                <w:rFonts w:ascii="Arial Unicode MS" w:hAnsi="Arial Unicode MS" w:eastAsia="Arial Unicode MS" w:cs="Arial Unicode MS"/>
+                <w:rFonts w:ascii="Arial" w:hAnsi="Arial" w:eastAsia="PingFang SC" w:cs="PingFang SC"/>
                 <w:b w:val="0"/>
               </w:rPr>
               <w:t xml:space="preserve"> 并回车；不存在时先新建。</w:t>
@@ -692,7 +692,7 @@
             </w:pPr>
             <w:r>
               <w:rPr>
-                <w:rFonts w:ascii="Arial Unicode MS" w:hAnsi="Arial Unicode MS" w:eastAsia="Arial Unicode MS" w:cs="Arial Unicode MS"/>
+                <w:rFonts w:ascii="Arial" w:hAnsi="Arial" w:eastAsia="PingFang SC" w:cs="PingFang SC"/>
                 <w:b/>
               </w:rPr>
               <w:t>macOS</w:t>
@@ -710,7 +710,7 @@
             </w:pPr>
             <w:r>
               <w:rPr>
-                <w:rFonts w:ascii="Menlo" w:hAnsi="Menlo" w:eastAsia="Arial Unicode MS" w:cs="Arial Unicode MS"/>
+                <w:rFonts w:ascii="Menlo" w:hAnsi="Menlo" w:eastAsia="PingFang SC" w:cs="PingFang SC"/>
                 <w:b w:val="0"/>
                 <w:color w:val="1F4D78"/>
                 <w:sz w:val="20"/>
@@ -730,14 +730,14 @@
             </w:pPr>
             <w:r>
               <w:rPr>
-                <w:rFonts w:ascii="Arial Unicode MS" w:hAnsi="Arial Unicode MS" w:eastAsia="Arial Unicode MS" w:cs="Arial Unicode MS"/>
+                <w:rFonts w:ascii="Arial" w:hAnsi="Arial" w:eastAsia="PingFang SC" w:cs="PingFang SC"/>
                 <w:b w:val="0"/>
               </w:rPr>
               <w:t xml:space="preserve">终端执行 </w:t>
             </w:r>
             <w:r>
               <w:rPr>
-                <w:rFonts w:ascii="Menlo" w:hAnsi="Menlo" w:eastAsia="Arial Unicode MS" w:cs="Arial Unicode MS"/>
+                <w:rFonts w:ascii="Menlo" w:hAnsi="Menlo" w:eastAsia="PingFang SC" w:cs="PingFang SC"/>
                 <w:b w:val="0"/>
                 <w:color w:val="1F4D78"/>
                 <w:sz w:val="20"/>
@@ -746,7 +746,7 @@
             </w:r>
             <w:r>
               <w:rPr>
-                <w:rFonts w:ascii="Arial Unicode MS" w:hAnsi="Arial Unicode MS" w:eastAsia="Arial Unicode MS" w:cs="Arial Unicode MS"/>
+                <w:rFonts w:ascii="Arial" w:hAnsi="Arial" w:eastAsia="PingFang SC" w:cs="PingFang SC"/>
                 <w:b w:val="0"/>
               </w:rPr>
               <w:t>。</w:t>
@@ -769,7 +769,7 @@
             </w:pPr>
             <w:r>
               <w:rPr>
-                <w:rFonts w:ascii="Arial Unicode MS" w:hAnsi="Arial Unicode MS" w:eastAsia="Arial Unicode MS" w:cs="Arial Unicode MS"/>
+                <w:rFonts w:ascii="Arial" w:hAnsi="Arial" w:eastAsia="PingFang SC" w:cs="PingFang SC"/>
                 <w:b/>
               </w:rPr>
               <w:t>Linux</w:t>
@@ -787,7 +787,7 @@
             </w:pPr>
             <w:r>
               <w:rPr>
-                <w:rFonts w:ascii="Menlo" w:hAnsi="Menlo" w:eastAsia="Arial Unicode MS" w:cs="Arial Unicode MS"/>
+                <w:rFonts w:ascii="Menlo" w:hAnsi="Menlo" w:eastAsia="PingFang SC" w:cs="PingFang SC"/>
                 <w:b w:val="0"/>
                 <w:color w:val="1F4D78"/>
                 <w:sz w:val="20"/>
@@ -807,14 +807,14 @@
             </w:pPr>
             <w:r>
               <w:rPr>
-                <w:rFonts w:ascii="Arial Unicode MS" w:hAnsi="Arial Unicode MS" w:eastAsia="Arial Unicode MS" w:cs="Arial Unicode MS"/>
+                <w:rFonts w:ascii="Arial" w:hAnsi="Arial" w:eastAsia="PingFang SC" w:cs="PingFang SC"/>
                 <w:b w:val="0"/>
               </w:rPr>
               <w:t xml:space="preserve">终端执行 </w:t>
             </w:r>
             <w:r>
               <w:rPr>
-                <w:rFonts w:ascii="Menlo" w:hAnsi="Menlo" w:eastAsia="Arial Unicode MS" w:cs="Arial Unicode MS"/>
+                <w:rFonts w:ascii="Menlo" w:hAnsi="Menlo" w:eastAsia="PingFang SC" w:cs="PingFang SC"/>
                 <w:b w:val="0"/>
                 <w:color w:val="1F4D78"/>
                 <w:sz w:val="20"/>
@@ -823,7 +823,7 @@
             </w:r>
             <w:r>
               <w:rPr>
-                <w:rFonts w:ascii="Arial Unicode MS" w:hAnsi="Arial Unicode MS" w:eastAsia="Arial Unicode MS" w:cs="Arial Unicode MS"/>
+                <w:rFonts w:ascii="Arial" w:hAnsi="Arial" w:eastAsia="PingFang SC" w:cs="PingFang SC"/>
                 <w:b w:val="0"/>
               </w:rPr>
               <w:t>。</w:t>
@@ -843,14 +843,14 @@
       </w:pPr>
       <w:r>
         <w:rPr>
-          <w:rFonts w:ascii="Arial Unicode MS" w:hAnsi="Arial Unicode MS" w:eastAsia="Arial Unicode MS" w:cs="Arial Unicode MS"/>
+          <w:rFonts w:ascii="Arial" w:hAnsi="Arial" w:eastAsia="PingFang SC" w:cs="PingFang SC"/>
           <w:b w:val="0"/>
         </w:rPr>
         <w:t xml:space="preserve">进入上述目录，编辑或新建 </w:t>
       </w:r>
       <w:r>
         <w:rPr>
-          <w:rFonts w:ascii="Menlo" w:hAnsi="Menlo" w:eastAsia="Arial Unicode MS" w:cs="Arial Unicode MS"/>
+          <w:rFonts w:ascii="Menlo" w:hAnsi="Menlo" w:eastAsia="PingFang SC" w:cs="PingFang SC"/>
           <w:b w:val="0"/>
           <w:color w:val="1F4D78"/>
           <w:sz w:val="20"/>
@@ -859,14 +859,14 @@
       </w:r>
       <w:r>
         <w:rPr>
-          <w:rFonts w:ascii="Arial Unicode MS" w:hAnsi="Arial Unicode MS" w:eastAsia="Arial Unicode MS" w:cs="Arial Unicode MS"/>
+          <w:rFonts w:ascii="Arial" w:hAnsi="Arial" w:eastAsia="PingFang SC" w:cs="PingFang SC"/>
           <w:b w:val="0"/>
         </w:rPr>
         <w:t xml:space="preserve">。如果已有配置，请只合并 </w:t>
       </w:r>
       <w:r>
         <w:rPr>
-          <w:rFonts w:ascii="Menlo" w:hAnsi="Menlo" w:eastAsia="Arial Unicode MS" w:cs="Arial Unicode MS"/>
+          <w:rFonts w:ascii="Menlo" w:hAnsi="Menlo" w:eastAsia="PingFang SC" w:cs="PingFang SC"/>
           <w:b w:val="0"/>
           <w:color w:val="1F4D78"/>
           <w:sz w:val="20"/>
@@ -875,7 +875,7 @@
       </w:r>
       <w:r>
         <w:rPr>
-          <w:rFonts w:ascii="Arial Unicode MS" w:hAnsi="Arial Unicode MS" w:eastAsia="Arial Unicode MS" w:cs="Arial Unicode MS"/>
+          <w:rFonts w:ascii="Arial" w:hAnsi="Arial" w:eastAsia="PingFang SC" w:cs="PingFang SC"/>
           <w:b w:val="0"/>
         </w:rPr>
         <w:t xml:space="preserve"> 这一段，避免覆盖原来的本地设置。</w:t>
@@ -890,7 +890,7 @@
       </w:pPr>
       <w:r>
         <w:rPr>
-          <w:rFonts w:ascii="Menlo" w:hAnsi="Menlo" w:eastAsia="Arial Unicode MS" w:cs="Arial Unicode MS"/>
+          <w:rFonts w:ascii="Menlo" w:hAnsi="Menlo" w:eastAsia="PingFang SC" w:cs="PingFang SC"/>
           <w:color w:val="0B2545"/>
           <w:sz w:val="18"/>
         </w:rPr>
@@ -938,14 +938,14 @@
       </w:pPr>
       <w:r>
         <w:rPr>
-          <w:rFonts w:ascii="Arial Unicode MS" w:hAnsi="Arial Unicode MS" w:eastAsia="Arial Unicode MS" w:cs="Arial Unicode MS"/>
+          <w:rFonts w:ascii="Arial" w:hAnsi="Arial" w:eastAsia="PingFang SC" w:cs="PingFang SC"/>
           <w:b w:val="0"/>
         </w:rPr>
         <w:t xml:space="preserve">提示：腾讯云端示例使用 </w:t>
       </w:r>
       <w:r>
         <w:rPr>
-          <w:rFonts w:ascii="Menlo" w:hAnsi="Menlo" w:eastAsia="Arial Unicode MS" w:cs="Arial Unicode MS"/>
+          <w:rFonts w:ascii="Menlo" w:hAnsi="Menlo" w:eastAsia="PingFang SC" w:cs="PingFang SC"/>
           <w:b w:val="0"/>
           <w:color w:val="1F4D78"/>
           <w:sz w:val="20"/>
@@ -954,14 +954,14 @@
       </w:r>
       <w:r>
         <w:rPr>
-          <w:rFonts w:ascii="Arial Unicode MS" w:hAnsi="Arial Unicode MS" w:eastAsia="Arial Unicode MS" w:cs="Arial Unicode MS"/>
+          <w:rFonts w:ascii="Arial" w:hAnsi="Arial" w:eastAsia="PingFang SC" w:cs="PingFang SC"/>
           <w:b w:val="0"/>
         </w:rPr>
         <w:t xml:space="preserve">，本地 Open Claw 示例使用 </w:t>
       </w:r>
       <w:r>
         <w:rPr>
-          <w:rFonts w:ascii="Menlo" w:hAnsi="Menlo" w:eastAsia="Arial Unicode MS" w:cs="Arial Unicode MS"/>
+          <w:rFonts w:ascii="Menlo" w:hAnsi="Menlo" w:eastAsia="PingFang SC" w:cs="PingFang SC"/>
           <w:b w:val="0"/>
           <w:color w:val="1F4D78"/>
           <w:sz w:val="20"/>
@@ -970,7 +970,7 @@
       </w:r>
       <w:r>
         <w:rPr>
-          <w:rFonts w:ascii="Arial Unicode MS" w:hAnsi="Arial Unicode MS" w:eastAsia="Arial Unicode MS" w:cs="Arial Unicode MS"/>
+          <w:rFonts w:ascii="Arial" w:hAnsi="Arial" w:eastAsia="PingFang SC" w:cs="PingFang SC"/>
           <w:b w:val="0"/>
         </w:rPr>
         <w:t>。如果你的客户端版本明确要求另一种 API 类型，请以客户端提示为准。</w:t>
@@ -982,7 +982,7 @@
       </w:pPr>
       <w:r>
         <w:rPr>
-          <w:rFonts w:ascii="Arial Unicode MS" w:hAnsi="Arial Unicode MS" w:eastAsia="Arial Unicode MS" w:cs="Arial Unicode MS"/>
+          <w:rFonts w:ascii="Arial" w:hAnsi="Arial" w:eastAsia="PingFang SC" w:cs="PingFang SC"/>
           <w:b w:val="0"/>
         </w:rPr>
         <w:t>验证与快速检查</w:t>
@@ -998,7 +998,7 @@
       </w:pPr>
       <w:r>
         <w:rPr>
-          <w:rFonts w:ascii="Menlo" w:hAnsi="Menlo" w:eastAsia="Arial Unicode MS" w:cs="Arial Unicode MS"/>
+          <w:rFonts w:ascii="Menlo" w:hAnsi="Menlo" w:eastAsia="PingFang SC" w:cs="PingFang SC"/>
           <w:b w:val="0"/>
           <w:color w:val="1F4D78"/>
           <w:sz w:val="20"/>
@@ -1007,14 +1007,14 @@
       </w:r>
       <w:r>
         <w:rPr>
-          <w:rFonts w:ascii="Arial Unicode MS" w:hAnsi="Arial Unicode MS" w:eastAsia="Arial Unicode MS" w:cs="Arial Unicode MS"/>
+          <w:rFonts w:ascii="Arial" w:hAnsi="Arial" w:eastAsia="PingFang SC" w:cs="PingFang SC"/>
           <w:b w:val="0"/>
         </w:rPr>
         <w:t xml:space="preserve"> / </w:t>
       </w:r>
       <w:r>
         <w:rPr>
-          <w:rFonts w:ascii="Menlo" w:hAnsi="Menlo" w:eastAsia="Arial Unicode MS" w:cs="Arial Unicode MS"/>
+          <w:rFonts w:ascii="Menlo" w:hAnsi="Menlo" w:eastAsia="PingFang SC" w:cs="PingFang SC"/>
           <w:b w:val="0"/>
           <w:color w:val="1F4D78"/>
           <w:sz w:val="20"/>
@@ -1023,14 +1023,14 @@
       </w:r>
       <w:r>
         <w:rPr>
-          <w:rFonts w:ascii="Arial Unicode MS" w:hAnsi="Arial Unicode MS" w:eastAsia="Arial Unicode MS" w:cs="Arial Unicode MS"/>
+          <w:rFonts w:ascii="Arial" w:hAnsi="Arial" w:eastAsia="PingFang SC" w:cs="PingFang SC"/>
           <w:b w:val="0"/>
         </w:rPr>
         <w:t xml:space="preserve"> 是否为 </w:t>
       </w:r>
       <w:r>
         <w:rPr>
-          <w:rFonts w:ascii="Menlo" w:hAnsi="Menlo" w:eastAsia="Arial Unicode MS" w:cs="Arial Unicode MS"/>
+          <w:rFonts w:ascii="Menlo" w:hAnsi="Menlo" w:eastAsia="PingFang SC" w:cs="PingFang SC"/>
           <w:b w:val="0"/>
           <w:color w:val="1F4D78"/>
           <w:sz w:val="20"/>
@@ -1039,7 +1039,7 @@
       </w:r>
       <w:r>
         <w:rPr>
-          <w:rFonts w:ascii="Arial Unicode MS" w:hAnsi="Arial Unicode MS" w:eastAsia="Arial Unicode MS" w:cs="Arial Unicode MS"/>
+          <w:rFonts w:ascii="Arial" w:hAnsi="Arial" w:eastAsia="PingFang SC" w:cs="PingFang SC"/>
           <w:b w:val="0"/>
         </w:rPr>
         <w:t>，或是否与“使用密钥”弹窗一致。</w:t>
@@ -1055,7 +1055,7 @@
       </w:pPr>
       <w:r>
         <w:rPr>
-          <w:rFonts w:ascii="Menlo" w:hAnsi="Menlo" w:eastAsia="Arial Unicode MS" w:cs="Arial Unicode MS"/>
+          <w:rFonts w:ascii="Menlo" w:hAnsi="Menlo" w:eastAsia="PingFang SC" w:cs="PingFang SC"/>
           <w:b w:val="0"/>
           <w:color w:val="1F4D78"/>
           <w:sz w:val="20"/>
@@ -1064,14 +1064,14 @@
       </w:r>
       <w:r>
         <w:rPr>
-          <w:rFonts w:ascii="Arial Unicode MS" w:hAnsi="Arial Unicode MS" w:eastAsia="Arial Unicode MS" w:cs="Arial Unicode MS"/>
+          <w:rFonts w:ascii="Arial" w:hAnsi="Arial" w:eastAsia="PingFang SC" w:cs="PingFang SC"/>
           <w:b w:val="0"/>
         </w:rPr>
         <w:t xml:space="preserve"> / </w:t>
       </w:r>
       <w:r>
         <w:rPr>
-          <w:rFonts w:ascii="Menlo" w:hAnsi="Menlo" w:eastAsia="Arial Unicode MS" w:cs="Arial Unicode MS"/>
+          <w:rFonts w:ascii="Menlo" w:hAnsi="Menlo" w:eastAsia="PingFang SC" w:cs="PingFang SC"/>
           <w:b w:val="0"/>
           <w:color w:val="1F4D78"/>
           <w:sz w:val="20"/>
@@ -1080,7 +1080,7 @@
       </w:r>
       <w:r>
         <w:rPr>
-          <w:rFonts w:ascii="Arial Unicode MS" w:hAnsi="Arial Unicode MS" w:eastAsia="Arial Unicode MS" w:cs="Arial Unicode MS"/>
+          <w:rFonts w:ascii="Arial" w:hAnsi="Arial" w:eastAsia="PingFang SC" w:cs="PingFang SC"/>
           <w:b w:val="0"/>
         </w:rPr>
         <w:t xml:space="preserve"> 是否已替换成自己的真实 API Key，没有保留“填写你的 API 密钥”。</w:t>
@@ -1096,14 +1096,14 @@
       </w:pPr>
       <w:r>
         <w:rPr>
-          <w:rFonts w:ascii="Arial Unicode MS" w:hAnsi="Arial Unicode MS" w:eastAsia="Arial Unicode MS" w:cs="Arial Unicode MS"/>
+          <w:rFonts w:ascii="Arial" w:hAnsi="Arial" w:eastAsia="PingFang SC" w:cs="PingFang SC"/>
           <w:b w:val="0"/>
         </w:rPr>
         <w:t xml:space="preserve">云端配置使用 </w:t>
       </w:r>
       <w:r>
         <w:rPr>
-          <w:rFonts w:ascii="Menlo" w:hAnsi="Menlo" w:eastAsia="Arial Unicode MS" w:cs="Arial Unicode MS"/>
+          <w:rFonts w:ascii="Menlo" w:hAnsi="Menlo" w:eastAsia="PingFang SC" w:cs="PingFang SC"/>
           <w:b w:val="0"/>
           <w:color w:val="1F4D78"/>
           <w:sz w:val="20"/>
@@ -1112,14 +1112,14 @@
       </w:r>
       <w:r>
         <w:rPr>
-          <w:rFonts w:ascii="Arial Unicode MS" w:hAnsi="Arial Unicode MS" w:eastAsia="Arial Unicode MS" w:cs="Arial Unicode MS"/>
+          <w:rFonts w:ascii="Arial" w:hAnsi="Arial" w:eastAsia="PingFang SC" w:cs="PingFang SC"/>
           <w:b w:val="0"/>
         </w:rPr>
         <w:t xml:space="preserve">，本地配置使用 </w:t>
       </w:r>
       <w:r>
         <w:rPr>
-          <w:rFonts w:ascii="Menlo" w:hAnsi="Menlo" w:eastAsia="Arial Unicode MS" w:cs="Arial Unicode MS"/>
+          <w:rFonts w:ascii="Menlo" w:hAnsi="Menlo" w:eastAsia="PingFang SC" w:cs="PingFang SC"/>
           <w:b w:val="0"/>
           <w:color w:val="1F4D78"/>
           <w:sz w:val="20"/>
@@ -1128,7 +1128,7 @@
       </w:r>
       <w:r>
         <w:rPr>
-          <w:rFonts w:ascii="Arial Unicode MS" w:hAnsi="Arial Unicode MS" w:eastAsia="Arial Unicode MS" w:cs="Arial Unicode MS"/>
+          <w:rFonts w:ascii="Arial" w:hAnsi="Arial" w:eastAsia="PingFang SC" w:cs="PingFang SC"/>
           <w:b w:val="0"/>
         </w:rPr>
         <w:t>，除非客户端版本另有提示。</w:t>
@@ -1144,14 +1144,14 @@
       </w:pPr>
       <w:r>
         <w:rPr>
-          <w:rFonts w:ascii="Arial Unicode MS" w:hAnsi="Arial Unicode MS" w:eastAsia="Arial Unicode MS" w:cs="Arial Unicode MS"/>
+          <w:rFonts w:ascii="Arial" w:hAnsi="Arial" w:eastAsia="PingFang SC" w:cs="PingFang SC"/>
           <w:b w:val="0"/>
         </w:rPr>
         <w:t xml:space="preserve">出现 </w:t>
       </w:r>
       <w:r>
         <w:rPr>
-          <w:rFonts w:ascii="Menlo" w:hAnsi="Menlo" w:eastAsia="Arial Unicode MS" w:cs="Arial Unicode MS"/>
+          <w:rFonts w:ascii="Menlo" w:hAnsi="Menlo" w:eastAsia="PingFang SC" w:cs="PingFang SC"/>
           <w:b w:val="0"/>
           <w:color w:val="1F4D78"/>
           <w:sz w:val="20"/>
@@ -1160,14 +1160,14 @@
       </w:r>
       <w:r>
         <w:rPr>
-          <w:rFonts w:ascii="Arial Unicode MS" w:hAnsi="Arial Unicode MS" w:eastAsia="Arial Unicode MS" w:cs="Arial Unicode MS"/>
+          <w:rFonts w:ascii="Arial" w:hAnsi="Arial" w:eastAsia="PingFang SC" w:cs="PingFang SC"/>
           <w:b w:val="0"/>
         </w:rPr>
         <w:t xml:space="preserve"> 时重新复制 Key；出现 </w:t>
       </w:r>
       <w:r>
         <w:rPr>
-          <w:rFonts w:ascii="Menlo" w:hAnsi="Menlo" w:eastAsia="Arial Unicode MS" w:cs="Arial Unicode MS"/>
+          <w:rFonts w:ascii="Menlo" w:hAnsi="Menlo" w:eastAsia="PingFang SC" w:cs="PingFang SC"/>
           <w:b w:val="0"/>
           <w:color w:val="1F4D78"/>
           <w:sz w:val="20"/>
@@ -1176,14 +1176,14 @@
       </w:r>
       <w:r>
         <w:rPr>
-          <w:rFonts w:ascii="Arial Unicode MS" w:hAnsi="Arial Unicode MS" w:eastAsia="Arial Unicode MS" w:cs="Arial Unicode MS"/>
+          <w:rFonts w:ascii="Arial" w:hAnsi="Arial" w:eastAsia="PingFang SC" w:cs="PingFang SC"/>
           <w:b w:val="0"/>
         </w:rPr>
         <w:t xml:space="preserve"> 时检查 </w:t>
       </w:r>
       <w:r>
         <w:rPr>
-          <w:rFonts w:ascii="Menlo" w:hAnsi="Menlo" w:eastAsia="Arial Unicode MS" w:cs="Arial Unicode MS"/>
+          <w:rFonts w:ascii="Menlo" w:hAnsi="Menlo" w:eastAsia="PingFang SC" w:cs="PingFang SC"/>
           <w:b w:val="0"/>
           <w:color w:val="1F4D78"/>
           <w:sz w:val="20"/>
@@ -1192,7 +1192,7 @@
       </w:r>
       <w:r>
         <w:rPr>
-          <w:rFonts w:ascii="Arial Unicode MS" w:hAnsi="Arial Unicode MS" w:eastAsia="Arial Unicode MS" w:cs="Arial Unicode MS"/>
+          <w:rFonts w:ascii="Arial" w:hAnsi="Arial" w:eastAsia="PingFang SC" w:cs="PingFang SC"/>
           <w:b w:val="0"/>
         </w:rPr>
         <w:t xml:space="preserve">；出现额度不足时打开 </w:t>
@@ -1200,7 +1200,7 @@
       <w:hyperlink r:id="rId11">
         <w:r>
           <w:rPr>
-            <w:rFonts w:ascii="Arial Unicode MS" w:hAnsi="Arial Unicode MS" w:eastAsia="Arial Unicode MS" w:cs="Arial Unicode MS"/>
+            <w:rFonts w:ascii="Arial" w:hAnsi="Arial" w:eastAsia="PingFang SC" w:cs="PingFang SC"/>
             <w:color w:val="0563C1"/>
             <w:u w:val="single"/>
           </w:rPr>
@@ -1209,7 +1209,7 @@
       </w:hyperlink>
       <w:r>
         <w:rPr>
-          <w:rFonts w:ascii="Arial Unicode MS" w:hAnsi="Arial Unicode MS" w:eastAsia="Arial Unicode MS" w:cs="Arial Unicode MS"/>
+          <w:rFonts w:ascii="Arial" w:hAnsi="Arial" w:eastAsia="PingFang SC" w:cs="PingFang SC"/>
           <w:b w:val="0"/>
         </w:rPr>
         <w:t>。</w:t>
@@ -1237,7 +1237,7 @@
     </w:pPr>
     <w:r>
       <w:rPr>
-        <w:rFonts w:ascii="Arial Unicode MS" w:hAnsi="Arial Unicode MS" w:eastAsia="Arial Unicode MS" w:cs="Arial Unicode MS"/>
+        <w:rFonts w:ascii="Arial" w:hAnsi="Arial" w:eastAsia="PingFang SC" w:cs="PingFang SC"/>
         <w:color w:val="5F6368"/>
         <w:sz w:val="17"/>
       </w:rPr>
@@ -1248,7 +1248,7 @@
     </w:r>
     <w:r>
       <w:rPr>
-        <w:rFonts w:ascii="Arial Unicode MS" w:hAnsi="Arial Unicode MS" w:eastAsia="Arial Unicode MS" w:cs="Arial Unicode MS"/>
+        <w:rFonts w:ascii="Arial" w:hAnsi="Arial" w:eastAsia="PingFang SC" w:cs="PingFang SC"/>
         <w:color w:val="5F6368"/>
         <w:sz w:val="17"/>
       </w:rPr>
@@ -1268,7 +1268,7 @@
     </w:pPr>
     <w:r>
       <w:rPr>
-        <w:rFonts w:ascii="Arial Unicode MS" w:hAnsi="Arial Unicode MS" w:eastAsia="Arial Unicode MS" w:cs="Arial Unicode MS"/>
+        <w:rFonts w:ascii="Arial" w:hAnsi="Arial" w:eastAsia="PingFang SC" w:cs="PingFang SC"/>
         <w:color w:val="5F6368"/>
         <w:sz w:val="17"/>
       </w:rPr>
@@ -1702,7 +1702,7 @@
       <w:spacing w:before="0" w:after="120" w:line="300" w:lineRule="auto"/>
     </w:pPr>
     <w:rPr>
-      <w:rFonts w:ascii="Arial Unicode MS" w:hAnsi="Arial Unicode MS" w:eastAsia="Arial Unicode MS" w:cs="Arial Unicode MS"/>
+      <w:rFonts w:ascii="Arial" w:hAnsi="Arial" w:eastAsia="PingFang SC" w:cs="PingFang SC"/>
       <w:sz w:val="22"/>
     </w:rPr>
   </w:style>
@@ -1765,7 +1765,7 @@
       <w:outlineLvl w:val="0"/>
     </w:pPr>
     <w:rPr>
-      <w:rFonts w:asciiTheme="majorHAnsi" w:eastAsiaTheme="majorEastAsia" w:hAnsiTheme="majorHAnsi" w:cstheme="majorBidi" w:ascii="Arial Unicode MS" w:hAnsi="Arial Unicode MS" w:eastAsia="Arial Unicode MS" w:cs="Arial Unicode MS"/>
+      <w:rFonts w:asciiTheme="majorHAnsi" w:eastAsiaTheme="majorEastAsia" w:hAnsiTheme="majorHAnsi" w:cstheme="majorBidi" w:ascii="Arial" w:hAnsi="Arial" w:eastAsia="PingFang SC" w:cs="PingFang SC"/>
       <w:b/>
       <w:bCs/>
       <w:color w:val="2E74B5"/>
@@ -1789,7 +1789,7 @@
       <w:outlineLvl w:val="1"/>
     </w:pPr>
     <w:rPr>
-      <w:rFonts w:asciiTheme="majorHAnsi" w:eastAsiaTheme="majorEastAsia" w:hAnsiTheme="majorHAnsi" w:cstheme="majorBidi" w:ascii="Arial Unicode MS" w:hAnsi="Arial Unicode MS" w:eastAsia="Arial Unicode MS" w:cs="Arial Unicode MS"/>
+      <w:rFonts w:asciiTheme="majorHAnsi" w:eastAsiaTheme="majorEastAsia" w:hAnsiTheme="majorHAnsi" w:cstheme="majorBidi" w:ascii="Arial" w:hAnsi="Arial" w:eastAsia="PingFang SC" w:cs="PingFang SC"/>
       <w:b/>
       <w:bCs/>
       <w:color w:val="2E74B5"/>
@@ -1813,7 +1813,7 @@
       <w:outlineLvl w:val="2"/>
     </w:pPr>
     <w:rPr>
-      <w:rFonts w:asciiTheme="majorHAnsi" w:eastAsiaTheme="majorEastAsia" w:hAnsiTheme="majorHAnsi" w:cstheme="majorBidi" w:ascii="Arial Unicode MS" w:hAnsi="Arial Unicode MS" w:eastAsia="Arial Unicode MS" w:cs="Arial Unicode MS"/>
+      <w:rFonts w:asciiTheme="majorHAnsi" w:eastAsiaTheme="majorEastAsia" w:hAnsiTheme="majorHAnsi" w:cstheme="majorBidi" w:ascii="Arial" w:hAnsi="Arial" w:eastAsia="PingFang SC" w:cs="PingFang SC"/>
       <w:b/>
       <w:bCs/>
       <w:color w:val="1F4D78"/>
@@ -2500,7 +2500,7 @@
       <w:jc w:val="center"/>
     </w:pPr>
     <w:rPr>
-      <w:rFonts w:ascii="Arial Unicode MS" w:hAnsi="Arial Unicode MS" w:eastAsia="Arial Unicode MS" w:cs="Arial Unicode MS"/>
+      <w:rFonts w:ascii="Arial" w:hAnsi="Arial" w:eastAsia="PingFang SC" w:cs="PingFang SC"/>
       <w:b/>
       <w:bCs/>
       <w:i w:val="0"/>
